--- a/bakmasters/viz/DOCX-1-tekst-pod-kopirovanie.docx
+++ b/bakmasters/viz/DOCX-1-tekst-pod-kopirovanie.docx
@@ -49,6 +49,19 @@
           <w:color w:val="7A6F63"/>
           <w:sz w:val="18"/>
         </w:rPr>
+        <w:t>Столешницы и подсветка — блок 4</w:t>
+      </w:r>
+    </w:p>
+    <w:p>
+      <w:pPr>
+        <w:spacing w:after="0"/>
+      </w:pPr>
+      <w:r>
+        <w:rPr>
+          <w:rFonts w:ascii="Manrope" w:hAnsi="Manrope"/>
+          <w:color w:val="7A6F63"/>
+          <w:sz w:val="18"/>
+        </w:rPr>
         <w:t>27 октября 2026</w:t>
       </w:r>
     </w:p>
@@ -116,7 +129,7 @@
           <w:color w:val="2B2621"/>
           <w:sz w:val="18"/>
         </w:rPr>
-        <w:t>Изделия из дерева и смолы для дизайнеров интерьера | BAK MASTERS</w:t>
+        <w:t>Столешницы и изделия из дуба и смолы для дизайнеров | BAK MASTERS</w:t>
       </w:r>
     </w:p>
     <w:p>
@@ -150,7 +163,7 @@
           <w:color w:val="2B2621"/>
           <w:sz w:val="18"/>
         </w:rPr>
-        <w:t>Делаем изделия по вашему проекту: размер, порода, оттенок смолы. Образцы, материалы для презентации, партнёрские условия. Москва, доставка по России.</w:t>
+        <w:t>Столешницы и острова из дуба, изделия из смолы, встроенная подсветка по вашему чертежу. Образцы и материалы для презентации. Москва, доставка по России.</w:t>
       </w:r>
     </w:p>
     <w:p>
@@ -317,7 +330,7 @@
           <w:color w:val="2B2621"/>
           <w:sz w:val="18"/>
         </w:rPr>
-        <w:t>Делаем изделия из дерева и эпоксидной смолы по вашему проекту: размер, порода, оттенок смолы, металл подстолья. Присылаем образцы и материалы для презентации клиенту, работаем под этапы объекта.</w:t>
+        <w:t>Делаем по вашему проекту всё, что в интерьере из дуба и смолы: столешницы и острова, барные стойки, столики, борды. Встраиваем подсветку прямо в смолу. Присылаем образцы и материалы для презентации клиенту, работаем под этапы объекта.</w:t>
       </w:r>
     </w:p>
     <w:p>
@@ -350,7 +363,7 @@
           <w:color w:val="2B2621"/>
           <w:sz w:val="20"/>
         </w:rPr>
-        <w:t>Плашки под обложкой (4 шт., T-features):</w:t>
+        <w:t>Плашки под обложкой (4 шт., T-features) — они же сразу говорят дизайнеру, что мы делаем не только мелочи:</w:t>
       </w:r>
     </w:p>
     <w:p>
@@ -365,7 +378,7 @@
           <w:color w:val="2B2621"/>
           <w:sz w:val="18"/>
         </w:rPr>
-        <w:t>Партии от (уточнить)     Образцы до заказа     Материалы для презентации     Москва · доставка по РФ</w:t>
+        <w:t>Столешницы из дуба     Подсветка в смоле     Образцы до заказа     Москва · доставка по РФ</w:t>
       </w:r>
     </w:p>
     <w:p>
@@ -470,7 +483,7 @@
           <w:color w:val="2B2621"/>
           <w:sz w:val="18"/>
         </w:rPr>
-        <w:t>Размер под нишу, высота под диван, оттенок под палитру помещения. Не подгоняем проект под каталог — делаем изделие под ваш чертёж.</w:t>
+        <w:t>Размер под нишу, высота под диван, оттенок под палитру помещения. Дуб и смолу держим на складе — не ждём поставку под каждый проект.</w:t>
       </w:r>
     </w:p>
     <w:p>
@@ -712,6 +725,40 @@
           <w:sz w:val="18"/>
         </w:rPr>
         <w:t>Что можно включить в проект</w:t>
+      </w:r>
+    </w:p>
+    <w:p>
+      <w:pPr>
+        <w:spacing w:after="40"/>
+      </w:pPr>
+    </w:p>
+    <w:p>
+      <w:pPr>
+        <w:spacing w:after="120"/>
+      </w:pPr>
+      <w:r>
+        <w:rPr>
+          <w:rFonts w:ascii="Manrope" w:hAnsi="Manrope"/>
+          <w:b w:val="0"/>
+          <w:color w:val="2B2621"/>
+          <w:sz w:val="20"/>
+        </w:rPr>
+        <w:t>Лид:</w:t>
+      </w:r>
+    </w:p>
+    <w:p>
+      <w:pPr>
+        <w:spacing w:after="0"/>
+        <w:ind w:left="227"/>
+        <w:shd w:val="clear" w:fill="F2EEE7"/>
+      </w:pPr>
+      <w:r>
+        <w:rPr>
+          <w:rFonts w:ascii="DejaVu Sans Mono" w:hAnsi="DejaVu Sans Mono"/>
+          <w:color w:val="2B2621"/>
+          <w:sz w:val="18"/>
+        </w:rPr>
+        <w:t>Малые формы — то, чем добирают интерьер после мебели. Столешницы, острова и подсветку смотрим в следующем блоке.</w:t>
       </w:r>
     </w:p>
     <w:p>
@@ -1400,7 +1447,7 @@
           <w:color w:val="2B2621"/>
           <w:sz w:val="18"/>
         </w:rPr>
-        <w:t>Столешницы-слэбы, обеденные столы и крупные формы — обсуждаем отдельно (уточнить, до какого размера делаем).</w:t>
+        <w:t>Обеденные столы и крупные формы — обсуждаем отдельно (уточнить, до какого размера делаем). Столешницы, острова и барные стойки — в блоке 4.</w:t>
       </w:r>
     </w:p>
     <w:p>
@@ -1428,7 +1475,707 @@
           <w:color w:val="2F6F6B"/>
           <w:sz w:val="30"/>
         </w:rPr>
-        <w:t>БЛОК 4 · Материалы и палитра</w:t>
+        <w:t>БЛОК 4 · Поверхности и свет</w:t>
+      </w:r>
+    </w:p>
+    <w:p>
+      <w:pPr>
+        <w:spacing w:after="120"/>
+      </w:pPr>
+      <w:r>
+        <w:rPr>
+          <w:rFonts w:ascii="Manrope" w:hAnsi="Manrope"/>
+          <w:b w:val="0"/>
+          <w:color w:val="2B2621"/>
+          <w:sz w:val="20"/>
+        </w:rPr>
+        <w:t>Элемент Tilda: T-cards — 4 карточки в ряд, под ними таблица T-text и три фото T-gallery.</w:t>
+      </w:r>
+    </w:p>
+    <w:p>
+      <w:pPr>
+        <w:spacing w:after="120"/>
+      </w:pPr>
+      <w:r>
+        <w:rPr>
+          <w:rFonts w:ascii="Manrope" w:hAnsi="Manrope"/>
+          <w:b w:val="0"/>
+          <w:color w:val="2B2621"/>
+          <w:sz w:val="20"/>
+        </w:rPr>
+        <w:t>H2:</w:t>
+      </w:r>
+    </w:p>
+    <w:p>
+      <w:pPr>
+        <w:spacing w:after="0"/>
+        <w:ind w:left="227"/>
+        <w:shd w:val="clear" w:fill="F2EEE7"/>
+      </w:pPr>
+      <w:r>
+        <w:rPr>
+          <w:rFonts w:ascii="DejaVu Sans Mono" w:hAnsi="DejaVu Sans Mono"/>
+          <w:color w:val="2B2621"/>
+          <w:sz w:val="18"/>
+        </w:rPr>
+        <w:t>Не только предметы — поверхности и свет</w:t>
+      </w:r>
+    </w:p>
+    <w:p>
+      <w:pPr>
+        <w:spacing w:after="40"/>
+      </w:pPr>
+    </w:p>
+    <w:p>
+      <w:pPr>
+        <w:spacing w:after="120"/>
+      </w:pPr>
+      <w:r>
+        <w:rPr>
+          <w:rFonts w:ascii="Manrope" w:hAnsi="Manrope"/>
+          <w:b w:val="0"/>
+          <w:color w:val="2B2621"/>
+          <w:sz w:val="20"/>
+        </w:rPr>
+        <w:t>Лид под заголовком:</w:t>
+      </w:r>
+    </w:p>
+    <w:p>
+      <w:pPr>
+        <w:spacing w:after="0"/>
+        <w:ind w:left="227"/>
+        <w:shd w:val="clear" w:fill="F2EEE7"/>
+      </w:pPr>
+      <w:r>
+        <w:rPr>
+          <w:rFonts w:ascii="DejaVu Sans Mono" w:hAnsi="DejaVu Sans Mono"/>
+          <w:color w:val="2B2621"/>
+          <w:sz w:val="18"/>
+        </w:rPr>
+        <w:t>Дуб и смолу держим на складе, поэтому берём не только акцентные вещи, а весь «деревянный» слой интерьера: столешницу на кухню, остров, барную стойку, подсветку внутри смолы. Считаем по вашему чертежу.</w:t>
+      </w:r>
+    </w:p>
+    <w:p>
+      <w:pPr>
+        <w:spacing w:after="40"/>
+      </w:pPr>
+    </w:p>
+    <w:p>
+      <w:pPr>
+        <w:spacing w:after="120"/>
+      </w:pPr>
+      <w:r>
+        <w:rPr>
+          <w:rFonts w:ascii="Manrope" w:hAnsi="Manrope"/>
+          <w:b w:val="0"/>
+          <w:color w:val="2B2621"/>
+          <w:sz w:val="20"/>
+        </w:rPr>
+        <w:t>Карточка 1 — Столешница на кухню</w:t>
+      </w:r>
+    </w:p>
+    <w:p>
+      <w:pPr>
+        <w:spacing w:after="0"/>
+        <w:ind w:left="227"/>
+        <w:shd w:val="clear" w:fill="F2EEE7"/>
+      </w:pPr>
+      <w:r>
+        <w:rPr>
+          <w:rFonts w:ascii="DejaVu Sans Mono" w:hAnsi="DejaVu Sans Mono"/>
+          <w:color w:val="2B2621"/>
+          <w:sz w:val="18"/>
+        </w:rPr>
+        <w:t>Массив дуба 40–60 мм, живой или прямой край. Вырез под мойку и варочную панель по вашему чертежу, привязка к стенам, колоннам и фартуку.</w:t>
+      </w:r>
+    </w:p>
+    <w:p>
+      <w:pPr>
+        <w:spacing w:after="40"/>
+      </w:pPr>
+    </w:p>
+    <w:p>
+      <w:pPr>
+        <w:spacing w:after="120"/>
+      </w:pPr>
+      <w:r>
+        <w:rPr>
+          <w:rFonts w:ascii="Manrope" w:hAnsi="Manrope"/>
+          <w:b w:val="0"/>
+          <w:color w:val="2B2621"/>
+          <w:sz w:val="20"/>
+        </w:rPr>
+        <w:t>Карточка 2 — Остров и барная стойка</w:t>
+      </w:r>
+    </w:p>
+    <w:p>
+      <w:pPr>
+        <w:spacing w:after="0"/>
+        <w:ind w:left="227"/>
+        <w:shd w:val="clear" w:fill="F2EEE7"/>
+      </w:pPr>
+      <w:r>
+        <w:rPr>
+          <w:rFonts w:ascii="DejaVu Sans Mono" w:hAnsi="DejaVu Sans Mono"/>
+          <w:color w:val="2B2621"/>
+          <w:sz w:val="18"/>
+        </w:rPr>
+        <w:t>Свес под посадку 250–300 мм, опора металл или дерево. Считаем так, чтобы столешница стыковалась с фасадами, вытяжкой и посадочными местами.</w:t>
+      </w:r>
+    </w:p>
+    <w:p>
+      <w:pPr>
+        <w:spacing w:after="40"/>
+      </w:pPr>
+    </w:p>
+    <w:p>
+      <w:pPr>
+        <w:spacing w:after="120"/>
+      </w:pPr>
+      <w:r>
+        <w:rPr>
+          <w:rFonts w:ascii="Manrope" w:hAnsi="Manrope"/>
+          <w:b w:val="0"/>
+          <w:color w:val="2B2621"/>
+          <w:sz w:val="20"/>
+        </w:rPr>
+        <w:t>Карточка 3 — Санузел и прихожая</w:t>
+      </w:r>
+    </w:p>
+    <w:p>
+      <w:pPr>
+        <w:spacing w:after="0"/>
+        <w:ind w:left="227"/>
+        <w:shd w:val="clear" w:fill="F2EEE7"/>
+      </w:pPr>
+      <w:r>
+        <w:rPr>
+          <w:rFonts w:ascii="DejaVu Sans Mono" w:hAnsi="DejaVu Sans Mono"/>
+          <w:color w:val="2B2621"/>
+          <w:sz w:val="18"/>
+        </w:rPr>
+        <w:t>Столешница под накладную раковину, консоль, полка. Влагостойкое покрытие и герметизация примыканий — чтобы дерево жило рядом с водой.</w:t>
+      </w:r>
+    </w:p>
+    <w:p>
+      <w:pPr>
+        <w:spacing w:after="40"/>
+      </w:pPr>
+    </w:p>
+    <w:p>
+      <w:pPr>
+        <w:spacing w:after="120"/>
+      </w:pPr>
+      <w:r>
+        <w:rPr>
+          <w:rFonts w:ascii="Manrope" w:hAnsi="Manrope"/>
+          <w:b w:val="0"/>
+          <w:color w:val="2B2621"/>
+          <w:sz w:val="20"/>
+        </w:rPr>
+        <w:t>Карточка 4 — Встроенная подсветка</w:t>
+      </w:r>
+    </w:p>
+    <w:p>
+      <w:pPr>
+        <w:spacing w:after="0"/>
+        <w:ind w:left="227"/>
+        <w:shd w:val="clear" w:fill="F2EEE7"/>
+      </w:pPr>
+      <w:r>
+        <w:rPr>
+          <w:rFonts w:ascii="DejaVu Sans Mono" w:hAnsi="DejaVu Sans Mono"/>
+          <w:color w:val="2B2621"/>
+          <w:sz w:val="18"/>
+        </w:rPr>
+        <w:t>LED-линия, залитая прозрачной смолой: свет идёт внутри столешницы, борда или панели. Тёплый или нейтральный, питание 12/24 В, вывод в ножку, цоколь или стену.</w:t>
+      </w:r>
+    </w:p>
+    <w:p>
+      <w:pPr>
+        <w:spacing w:after="40"/>
+      </w:pPr>
+    </w:p>
+    <w:p>
+      <w:pPr>
+        <w:spacing w:after="120"/>
+      </w:pPr>
+      <w:r>
+        <w:rPr>
+          <w:rFonts w:ascii="Manrope" w:hAnsi="Manrope"/>
+          <w:b w:val="0"/>
+          <w:color w:val="2B2621"/>
+          <w:sz w:val="20"/>
+        </w:rPr>
+        <w:t>Таблица под карточками (2 колонки):</w:t>
+      </w:r>
+    </w:p>
+    <w:tbl>
+      <w:tblPr>
+        <w:tblStyle w:val="TableGrid"/>
+        <w:tblW w:type="auto" w:w="0"/>
+        <w:jc w:val="left"/>
+        <w:tblLook w:firstColumn="1" w:firstRow="1" w:lastColumn="0" w:lastRow="0" w:noHBand="0" w:noVBand="1" w:val="04A0"/>
+      </w:tblPr>
+      <w:tblGrid>
+        <w:gridCol w:w="4986"/>
+        <w:gridCol w:w="4986"/>
+      </w:tblGrid>
+      <w:tr>
+        <w:tc>
+          <w:tcPr>
+            <w:tcW w:type="dxa" w:w="4986"/>
+            <w:shd w:val="clear" w:color="auto" w:fill="F6F1E9"/>
+          </w:tcPr>
+          <w:p>
+            <w:pPr>
+              <w:spacing w:after="40"/>
+            </w:pPr>
+            <w:r/>
+            <w:r>
+              <w:rPr>
+                <w:rFonts w:ascii="Manrope" w:hAnsi="Manrope"/>
+                <w:b/>
+                <w:color w:val="7A6F63"/>
+                <w:sz w:val="18"/>
+              </w:rPr>
+              <w:t>Параметр</w:t>
+            </w:r>
+          </w:p>
+        </w:tc>
+        <w:tc>
+          <w:tcPr>
+            <w:tcW w:type="dxa" w:w="4986"/>
+            <w:shd w:val="clear" w:color="auto" w:fill="F6F1E9"/>
+          </w:tcPr>
+          <w:p>
+            <w:pPr>
+              <w:spacing w:after="40"/>
+            </w:pPr>
+            <w:r/>
+            <w:r>
+              <w:rPr>
+                <w:rFonts w:ascii="Manrope" w:hAnsi="Manrope"/>
+                <w:b/>
+                <w:color w:val="7A6F63"/>
+                <w:sz w:val="18"/>
+              </w:rPr>
+              <w:t>Что уточняем</w:t>
+            </w:r>
+          </w:p>
+        </w:tc>
+      </w:tr>
+      <w:tr>
+        <w:tc>
+          <w:tcPr>
+            <w:tcW w:type="dxa" w:w="4986"/>
+          </w:tcPr>
+          <w:p>
+            <w:pPr>
+              <w:spacing w:after="40"/>
+            </w:pPr>
+            <w:r/>
+            <w:r>
+              <w:rPr>
+                <w:rFonts w:ascii="Manrope" w:hAnsi="Manrope"/>
+                <w:b w:val="0"/>
+                <w:color w:val="2B2621"/>
+                <w:sz w:val="18"/>
+              </w:rPr>
+              <w:t>Толщина массива</w:t>
+            </w:r>
+          </w:p>
+        </w:tc>
+        <w:tc>
+          <w:tcPr>
+            <w:tcW w:type="dxa" w:w="4986"/>
+          </w:tcPr>
+          <w:p>
+            <w:pPr>
+              <w:spacing w:after="40"/>
+            </w:pPr>
+            <w:r/>
+            <w:r>
+              <w:rPr>
+                <w:rFonts w:ascii="Manrope" w:hAnsi="Manrope"/>
+                <w:b w:val="0"/>
+                <w:color w:val="2B2621"/>
+                <w:sz w:val="18"/>
+              </w:rPr>
+              <w:t>40 мм · 60 мм (уточнить, какие ещё есть)</w:t>
+            </w:r>
+          </w:p>
+        </w:tc>
+      </w:tr>
+      <w:tr>
+        <w:tc>
+          <w:tcPr>
+            <w:tcW w:type="dxa" w:w="4986"/>
+          </w:tcPr>
+          <w:p>
+            <w:pPr>
+              <w:spacing w:after="40"/>
+            </w:pPr>
+            <w:r/>
+            <w:r>
+              <w:rPr>
+                <w:rFonts w:ascii="Manrope" w:hAnsi="Manrope"/>
+                <w:b w:val="0"/>
+                <w:color w:val="2B2621"/>
+                <w:sz w:val="18"/>
+              </w:rPr>
+              <w:t>Максимальная длина</w:t>
+            </w:r>
+          </w:p>
+        </w:tc>
+        <w:tc>
+          <w:tcPr>
+            <w:tcW w:type="dxa" w:w="4986"/>
+          </w:tcPr>
+          <w:p>
+            <w:pPr>
+              <w:spacing w:after="40"/>
+            </w:pPr>
+            <w:r/>
+            <w:r>
+              <w:rPr>
+                <w:rFonts w:ascii="Manrope" w:hAnsi="Manrope"/>
+                <w:b w:val="0"/>
+                <w:color w:val="2B2621"/>
+                <w:sz w:val="18"/>
+              </w:rPr>
+              <w:t>(уточнить — от неё зависит, где пройдёт стык)</w:t>
+            </w:r>
+          </w:p>
+        </w:tc>
+      </w:tr>
+      <w:tr>
+        <w:tc>
+          <w:tcPr>
+            <w:tcW w:type="dxa" w:w="4986"/>
+          </w:tcPr>
+          <w:p>
+            <w:pPr>
+              <w:spacing w:after="40"/>
+            </w:pPr>
+            <w:r/>
+            <w:r>
+              <w:rPr>
+                <w:rFonts w:ascii="Manrope" w:hAnsi="Manrope"/>
+                <w:b w:val="0"/>
+                <w:color w:val="2B2621"/>
+                <w:sz w:val="18"/>
+              </w:rPr>
+              <w:t>Свес под посадку</w:t>
+            </w:r>
+          </w:p>
+        </w:tc>
+        <w:tc>
+          <w:tcPr>
+            <w:tcW w:type="dxa" w:w="4986"/>
+          </w:tcPr>
+          <w:p>
+            <w:pPr>
+              <w:spacing w:after="40"/>
+            </w:pPr>
+            <w:r/>
+            <w:r>
+              <w:rPr>
+                <w:rFonts w:ascii="Manrope" w:hAnsi="Manrope"/>
+                <w:b w:val="0"/>
+                <w:color w:val="2B2621"/>
+                <w:sz w:val="18"/>
+              </w:rPr>
+              <w:t>250–300 мм (уточнить по конструктиву)</w:t>
+            </w:r>
+          </w:p>
+        </w:tc>
+      </w:tr>
+      <w:tr>
+        <w:tc>
+          <w:tcPr>
+            <w:tcW w:type="dxa" w:w="4986"/>
+          </w:tcPr>
+          <w:p>
+            <w:pPr>
+              <w:spacing w:after="40"/>
+            </w:pPr>
+            <w:r/>
+            <w:r>
+              <w:rPr>
+                <w:rFonts w:ascii="Manrope" w:hAnsi="Manrope"/>
+                <w:b w:val="0"/>
+                <w:color w:val="2B2621"/>
+                <w:sz w:val="18"/>
+              </w:rPr>
+              <w:t>Вырез под мойку и панель</w:t>
+            </w:r>
+          </w:p>
+        </w:tc>
+        <w:tc>
+          <w:tcPr>
+            <w:tcW w:type="dxa" w:w="4986"/>
+          </w:tcPr>
+          <w:p>
+            <w:pPr>
+              <w:spacing w:after="40"/>
+            </w:pPr>
+            <w:r/>
+            <w:r>
+              <w:rPr>
+                <w:rFonts w:ascii="Manrope" w:hAnsi="Manrope"/>
+                <w:b w:val="0"/>
+                <w:color w:val="2B2621"/>
+                <w:sz w:val="18"/>
+              </w:rPr>
+              <w:t>по чертежу, шаблон или точные размеры от вас</w:t>
+            </w:r>
+          </w:p>
+        </w:tc>
+      </w:tr>
+      <w:tr>
+        <w:tc>
+          <w:tcPr>
+            <w:tcW w:type="dxa" w:w="4986"/>
+          </w:tcPr>
+          <w:p>
+            <w:pPr>
+              <w:spacing w:after="40"/>
+            </w:pPr>
+            <w:r/>
+            <w:r>
+              <w:rPr>
+                <w:rFonts w:ascii="Manrope" w:hAnsi="Manrope"/>
+                <w:b w:val="0"/>
+                <w:color w:val="2B2621"/>
+                <w:sz w:val="18"/>
+              </w:rPr>
+              <w:t>Подсветка</w:t>
+            </w:r>
+          </w:p>
+        </w:tc>
+        <w:tc>
+          <w:tcPr>
+            <w:tcW w:type="dxa" w:w="4986"/>
+          </w:tcPr>
+          <w:p>
+            <w:pPr>
+              <w:spacing w:after="40"/>
+            </w:pPr>
+            <w:r/>
+            <w:r>
+              <w:rPr>
+                <w:rFonts w:ascii="Manrope" w:hAnsi="Manrope"/>
+                <w:b w:val="0"/>
+                <w:color w:val="2B2621"/>
+                <w:sz w:val="18"/>
+              </w:rPr>
+              <w:t>LED-профиль в смоле или под свесом; тёплый / нейтральный; диммируемая (уточнить)</w:t>
+            </w:r>
+          </w:p>
+        </w:tc>
+      </w:tr>
+      <w:tr>
+        <w:tc>
+          <w:tcPr>
+            <w:tcW w:type="dxa" w:w="4986"/>
+          </w:tcPr>
+          <w:p>
+            <w:pPr>
+              <w:spacing w:after="40"/>
+            </w:pPr>
+            <w:r/>
+            <w:r>
+              <w:rPr>
+                <w:rFonts w:ascii="Manrope" w:hAnsi="Manrope"/>
+                <w:b w:val="0"/>
+                <w:color w:val="2B2621"/>
+                <w:sz w:val="18"/>
+              </w:rPr>
+              <w:t>Питание</w:t>
+            </w:r>
+          </w:p>
+        </w:tc>
+        <w:tc>
+          <w:tcPr>
+            <w:tcW w:type="dxa" w:w="4986"/>
+          </w:tcPr>
+          <w:p>
+            <w:pPr>
+              <w:spacing w:after="40"/>
+            </w:pPr>
+            <w:r/>
+            <w:r>
+              <w:rPr>
+                <w:rFonts w:ascii="Manrope" w:hAnsi="Manrope"/>
+                <w:b w:val="0"/>
+                <w:color w:val="2B2621"/>
+                <w:sz w:val="18"/>
+              </w:rPr>
+              <w:t>12/24 В, вывод в ножку, цоколь или стену</w:t>
+            </w:r>
+          </w:p>
+        </w:tc>
+      </w:tr>
+      <w:tr>
+        <w:tc>
+          <w:tcPr>
+            <w:tcW w:type="dxa" w:w="4986"/>
+          </w:tcPr>
+          <w:p>
+            <w:pPr>
+              <w:spacing w:after="40"/>
+            </w:pPr>
+            <w:r/>
+            <w:r>
+              <w:rPr>
+                <w:rFonts w:ascii="Manrope" w:hAnsi="Manrope"/>
+                <w:b w:val="0"/>
+                <w:color w:val="2B2621"/>
+                <w:sz w:val="18"/>
+              </w:rPr>
+              <w:t>Покрытие столешницы</w:t>
+            </w:r>
+          </w:p>
+        </w:tc>
+        <w:tc>
+          <w:tcPr>
+            <w:tcW w:type="dxa" w:w="4986"/>
+          </w:tcPr>
+          <w:p>
+            <w:pPr>
+              <w:spacing w:after="40"/>
+            </w:pPr>
+            <w:r/>
+            <w:r>
+              <w:rPr>
+                <w:rFonts w:ascii="Manrope" w:hAnsi="Manrope"/>
+                <w:b w:val="0"/>
+                <w:color w:val="2B2621"/>
+                <w:sz w:val="18"/>
+              </w:rPr>
+              <w:t>масло-воск для рабочих поверхностей (уточнить марку)</w:t>
+            </w:r>
+          </w:p>
+        </w:tc>
+      </w:tr>
+      <w:tr>
+        <w:tc>
+          <w:tcPr>
+            <w:tcW w:type="dxa" w:w="4986"/>
+          </w:tcPr>
+          <w:p>
+            <w:pPr>
+              <w:spacing w:after="40"/>
+            </w:pPr>
+            <w:r/>
+            <w:r>
+              <w:rPr>
+                <w:rFonts w:ascii="Manrope" w:hAnsi="Manrope"/>
+                <w:b w:val="0"/>
+                <w:color w:val="2B2621"/>
+                <w:sz w:val="18"/>
+              </w:rPr>
+              <w:t>Срок</w:t>
+            </w:r>
+          </w:p>
+        </w:tc>
+        <w:tc>
+          <w:tcPr>
+            <w:tcW w:type="dxa" w:w="4986"/>
+          </w:tcPr>
+          <w:p>
+            <w:pPr>
+              <w:spacing w:after="40"/>
+            </w:pPr>
+            <w:r/>
+            <w:r>
+              <w:rPr>
+                <w:rFonts w:ascii="Manrope" w:hAnsi="Manrope"/>
+                <w:b w:val="0"/>
+                <w:color w:val="2B2621"/>
+                <w:sz w:val="18"/>
+              </w:rPr>
+              <w:t>20–35 дней (уточнить по объёму)</w:t>
+            </w:r>
+          </w:p>
+        </w:tc>
+      </w:tr>
+    </w:tbl>
+    <w:p>
+      <w:pPr>
+        <w:spacing w:after="40"/>
+      </w:pPr>
+    </w:p>
+    <w:p>
+      <w:pPr>
+        <w:spacing w:after="120"/>
+      </w:pPr>
+      <w:r>
+        <w:rPr>
+          <w:rFonts w:ascii="Manrope" w:hAnsi="Manrope"/>
+          <w:b w:val="0"/>
+          <w:color w:val="2B2621"/>
+          <w:sz w:val="20"/>
+        </w:rPr>
+        <w:t>Подпись под таблицей:</w:t>
+      </w:r>
+    </w:p>
+    <w:p>
+      <w:pPr>
+        <w:spacing w:after="0"/>
+        <w:ind w:left="227"/>
+        <w:shd w:val="clear" w:fill="F2EEE7"/>
+      </w:pPr>
+      <w:r>
+        <w:rPr>
+          <w:rFonts w:ascii="DejaVu Sans Mono" w:hAnsi="DejaVu Sans Mono"/>
+          <w:color w:val="2B2621"/>
+          <w:sz w:val="18"/>
+        </w:rPr>
+        <w:t>Столешницы и подсветку считаем по чертежу: нужен план с размерами, точками вывода света и воды. Эскиз от руки подойдёт для предварительной цены.</w:t>
+      </w:r>
+    </w:p>
+    <w:p>
+      <w:pPr>
+        <w:spacing w:after="40"/>
+      </w:pPr>
+    </w:p>
+    <w:p>
+      <w:pPr>
+        <w:spacing w:after="120"/>
+      </w:pPr>
+      <w:r>
+        <w:rPr>
+          <w:rFonts w:ascii="Manrope" w:hAnsi="Manrope"/>
+          <w:b w:val="0"/>
+          <w:color w:val="2B2621"/>
+          <w:sz w:val="20"/>
+        </w:rPr>
+        <w:t>Фото под блоком (3 шт.): foto-07-ostrov — остров, дуб + бирюзовая смола; foto-08-podsvetka — макро, свет в смоле; foto-09-barnaya — барная стойка со светом под свесом.</w:t>
+      </w:r>
+    </w:p>
+    <w:p>
+      <w:pPr>
+        <w:spacing w:before="120" w:after="120"/>
+        <w:pBdr>
+          <w:bottom w:val="single" w:sz="4" w:color="E4DBCD"/>
+        </w:pBdr>
+      </w:pPr>
+    </w:p>
+    <w:p>
+      <w:pPr>
+        <w:keepNext/>
+        <w:spacing w:before="280" w:after="80"/>
+      </w:pPr>
+      <w:r>
+        <w:rPr>
+          <w:rFonts w:ascii="Manrope" w:hAnsi="Manrope"/>
+          <w:b/>
+          <w:color w:val="2F6F6B"/>
+          <w:sz w:val="30"/>
+        </w:rPr>
+        <w:t>БЛОК 5 · Материалы и палитра</w:t>
       </w:r>
     </w:p>
     <w:p>
@@ -1586,6 +2333,90 @@
                 <w:sz w:val="18"/>
               </w:rPr>
               <w:t>абрикос · груша · тутовник (шелковица) · каповый тополь · дуб (уточнить полный список)</w:t>
+            </w:r>
+          </w:p>
+        </w:tc>
+      </w:tr>
+      <w:tr>
+        <w:tc>
+          <w:tcPr>
+            <w:tcW w:type="dxa" w:w="4986"/>
+          </w:tcPr>
+          <w:p>
+            <w:pPr>
+              <w:spacing w:after="40"/>
+            </w:pPr>
+            <w:r/>
+            <w:r>
+              <w:rPr>
+                <w:rFonts w:ascii="Manrope" w:hAnsi="Manrope"/>
+                <w:b/>
+                <w:color w:val="2B2621"/>
+                <w:sz w:val="18"/>
+              </w:rPr>
+              <w:t>Дуб для поверхностей</w:t>
+            </w:r>
+          </w:p>
+        </w:tc>
+        <w:tc>
+          <w:tcPr>
+            <w:tcW w:type="dxa" w:w="4986"/>
+          </w:tcPr>
+          <w:p>
+            <w:pPr>
+              <w:spacing w:after="40"/>
+            </w:pPr>
+            <w:r/>
+            <w:r>
+              <w:rPr>
+                <w:rFonts w:ascii="Manrope" w:hAnsi="Manrope"/>
+                <w:b w:val="0"/>
+                <w:color w:val="2B2621"/>
+                <w:sz w:val="18"/>
+              </w:rPr>
+              <w:t>массив 40–60 мм, слэб с живым краем или прямой край (уточнить склад и толщины)</w:t>
+            </w:r>
+          </w:p>
+        </w:tc>
+      </w:tr>
+      <w:tr>
+        <w:tc>
+          <w:tcPr>
+            <w:tcW w:type="dxa" w:w="4986"/>
+          </w:tcPr>
+          <w:p>
+            <w:pPr>
+              <w:spacing w:after="40"/>
+            </w:pPr>
+            <w:r/>
+            <w:r>
+              <w:rPr>
+                <w:rFonts w:ascii="Manrope" w:hAnsi="Manrope"/>
+                <w:b/>
+                <w:color w:val="2B2621"/>
+                <w:sz w:val="18"/>
+              </w:rPr>
+              <w:t>Подсветка</w:t>
+            </w:r>
+          </w:p>
+        </w:tc>
+        <w:tc>
+          <w:tcPr>
+            <w:tcW w:type="dxa" w:w="4986"/>
+          </w:tcPr>
+          <w:p>
+            <w:pPr>
+              <w:spacing w:after="40"/>
+            </w:pPr>
+            <w:r/>
+            <w:r>
+              <w:rPr>
+                <w:rFonts w:ascii="Manrope" w:hAnsi="Manrope"/>
+                <w:b w:val="0"/>
+                <w:color w:val="2B2621"/>
+                <w:sz w:val="18"/>
+              </w:rPr>
+              <w:t>LED-профиль в смоле или под свесом; тёплый / нейтральный; 12/24 В (уточнить диммирование)</w:t>
             </w:r>
           </w:p>
         </w:tc>
@@ -1944,7 +2775,7 @@
           <w:color w:val="2F6F6B"/>
           <w:sz w:val="30"/>
         </w:rPr>
-        <w:t>БЛОК 5 · Шесть шагов</w:t>
+        <w:t>БЛОК 6 · Шесть шагов</w:t>
       </w:r>
     </w:p>
     <w:p>
@@ -2219,7 +3050,7 @@
           <w:color w:val="2F6F6B"/>
           <w:sz w:val="30"/>
         </w:rPr>
-        <w:t>БЛОК 6 · Что нужно прислать</w:t>
+        <w:t>БЛОК 7 · Что нужно прислать</w:t>
       </w:r>
     </w:p>
     <w:p>
@@ -2326,6 +3157,36 @@
           <w:color w:val="2B2621"/>
           <w:sz w:val="18"/>
         </w:rPr>
+        <w:t>• для столешницы — план с точками вывода света и воды, вырез под мойку и панель</w:t>
+      </w:r>
+    </w:p>
+    <w:p>
+      <w:pPr>
+        <w:spacing w:after="0"/>
+        <w:ind w:left="227"/>
+        <w:shd w:val="clear" w:fill="F2EEE7"/>
+      </w:pPr>
+      <w:r>
+        <w:rPr>
+          <w:rFonts w:ascii="DejaVu Sans Mono" w:hAnsi="DejaVu Sans Mono"/>
+          <w:color w:val="2B2621"/>
+          <w:sz w:val="18"/>
+        </w:rPr>
+        <w:t>• какая подсветка нужна: линия в смоле, свет под свесом или без</w:t>
+      </w:r>
+    </w:p>
+    <w:p>
+      <w:pPr>
+        <w:spacing w:after="0"/>
+        <w:ind w:left="227"/>
+        <w:shd w:val="clear" w:fill="F2EEE7"/>
+      </w:pPr>
+      <w:r>
+        <w:rPr>
+          <w:rFonts w:ascii="DejaVu Sans Mono" w:hAnsi="DejaVu Sans Mono"/>
+          <w:color w:val="2B2621"/>
+          <w:sz w:val="18"/>
+        </w:rPr>
         <w:t>• порода и оттенок смолы, если уже выбраны</w:t>
       </w:r>
     </w:p>
@@ -2448,7 +3309,7 @@
           <w:color w:val="2F6F6B"/>
           <w:sz w:val="30"/>
         </w:rPr>
-        <w:t>БЛОК 7 · Партнёрские условия</w:t>
+        <w:t>БЛОК 8 · Партнёрские условия</w:t>
       </w:r>
     </w:p>
     <w:p>
@@ -2655,7 +3516,7 @@
           <w:color w:val="2F6F6B"/>
           <w:sz w:val="30"/>
         </w:rPr>
-        <w:t>БЛОК 8 · Три формата</w:t>
+        <w:t>БЛОК 9 · Три формата</w:t>
       </w:r>
     </w:p>
     <w:p>
@@ -2766,7 +3627,7 @@
           <w:color w:val="2B2621"/>
           <w:sz w:val="18"/>
         </w:rPr>
-        <w:t>5–30 предметов в единой палитре: столовая группа, бар, зона ресепшн. Считаем комплектом, отгружаем одной партией.</w:t>
+        <w:t>5–30 предметов в единой палитре: столешница с подсветкой, столовая группа, бар, зона ресепшн. Считаем комплектом, отгружаем одной партией.</w:t>
       </w:r>
     </w:p>
     <w:p>
@@ -2828,7 +3689,7 @@
           <w:color w:val="2F6F6B"/>
           <w:sz w:val="30"/>
         </w:rPr>
-        <w:t>БЛОК 9 · Проекты</w:t>
+        <w:t>БЛОК 10 · Проекты</w:t>
       </w:r>
     </w:p>
     <w:p>
@@ -2905,7 +3766,7 @@
           <w:color w:val="2B2621"/>
           <w:sz w:val="18"/>
         </w:rPr>
-        <w:t>Гостиная · придвижной столик, абрикос, бирюзовая смола</w:t>
+        <w:t>Кухня · остров из дуба, бирюзовая смола</w:t>
       </w:r>
     </w:p>
     <w:p>
@@ -2920,7 +3781,37 @@
           <w:color w:val="2B2621"/>
           <w:sz w:val="18"/>
         </w:rPr>
-        <w:t>Столовая · борд для подачи, торец + смола</w:t>
+        <w:t>Подсветка · LED-линия, залитая смолой</w:t>
+      </w:r>
+    </w:p>
+    <w:p>
+      <w:pPr>
+        <w:spacing w:after="0"/>
+        <w:ind w:left="227"/>
+        <w:shd w:val="clear" w:fill="F2EEE7"/>
+      </w:pPr>
+      <w:r>
+        <w:rPr>
+          <w:rFonts w:ascii="DejaVu Sans Mono" w:hAnsi="DejaVu Sans Mono"/>
+          <w:color w:val="2B2621"/>
+          <w:sz w:val="18"/>
+        </w:rPr>
+        <w:t>Барная стойка · дуб, свет под свесом</w:t>
+      </w:r>
+    </w:p>
+    <w:p>
+      <w:pPr>
+        <w:spacing w:after="0"/>
+        <w:ind w:left="227"/>
+        <w:shd w:val="clear" w:fill="F2EEE7"/>
+      </w:pPr>
+      <w:r>
+        <w:rPr>
+          <w:rFonts w:ascii="DejaVu Sans Mono" w:hAnsi="DejaVu Sans Mono"/>
+          <w:color w:val="2B2621"/>
+          <w:sz w:val="18"/>
+        </w:rPr>
+        <w:t>Гостиная · придвижной столик, абрикос</w:t>
       </w:r>
     </w:p>
     <w:p>
@@ -2950,37 +3841,7 @@
           <w:color w:val="2B2621"/>
           <w:sz w:val="18"/>
         </w:rPr>
-        <w:t>Кухня-остров · борд</w:t>
-      </w:r>
-    </w:p>
-    <w:p>
-      <w:pPr>
-        <w:spacing w:after="0"/>
-        <w:ind w:left="227"/>
-        <w:shd w:val="clear" w:fill="F2EEE7"/>
-      </w:pPr>
-      <w:r>
-        <w:rPr>
-          <w:rFonts w:ascii="DejaVu Sans Mono" w:hAnsi="DejaVu Sans Mono"/>
-          <w:color w:val="2B2621"/>
-          <w:sz w:val="18"/>
-        </w:rPr>
         <w:t>Ванная · борд-поднос</w:t>
-      </w:r>
-    </w:p>
-    <w:p>
-      <w:pPr>
-        <w:spacing w:after="0"/>
-        <w:ind w:left="227"/>
-        <w:shd w:val="clear" w:fill="F2EEE7"/>
-      </w:pPr>
-      <w:r>
-        <w:rPr>
-          <w:rFonts w:ascii="DejaVu Sans Mono" w:hAnsi="DejaVu Sans Mono"/>
-          <w:color w:val="2B2621"/>
-          <w:sz w:val="18"/>
-        </w:rPr>
-        <w:t>Консоль · подсвечник</w:t>
       </w:r>
     </w:p>
     <w:p>
@@ -3102,7 +3963,7 @@
           <w:color w:val="2F6F6B"/>
           <w:sz w:val="30"/>
         </w:rPr>
-        <w:t>БЛОК 10 · Другим направлениям</w:t>
+        <w:t>БЛОК 11 · Другим направлениям</w:t>
       </w:r>
     </w:p>
     <w:p>
@@ -3221,7 +4082,7 @@
           <w:color w:val="2F6F6B"/>
           <w:sz w:val="30"/>
         </w:rPr>
-        <w:t>БЛОК 11 · Вопросы и ответы</w:t>
+        <w:t>БЛОК 12 · Вопросы и ответы</w:t>
       </w:r>
     </w:p>
     <w:p>
@@ -3589,6 +4450,108 @@
           <w:color w:val="2B2621"/>
           <w:sz w:val="20"/>
         </w:rPr>
+        <w:t>Делаете столешницы на кухню?</w:t>
+      </w:r>
+    </w:p>
+    <w:p>
+      <w:pPr>
+        <w:spacing w:after="0"/>
+        <w:ind w:left="227"/>
+        <w:shd w:val="clear" w:fill="F2EEE7"/>
+      </w:pPr>
+      <w:r>
+        <w:rPr>
+          <w:rFonts w:ascii="DejaVu Sans Mono" w:hAnsi="DejaVu Sans Mono"/>
+          <w:color w:val="2B2621"/>
+          <w:sz w:val="18"/>
+        </w:rPr>
+        <w:t>Да: массив дуба 40–60 мм, с вырезом под мойку и варочную панель. Считаем по чертежу, стык и примыкания прорабатываем до производства. Максимальная длина — (уточнить).</w:t>
+      </w:r>
+    </w:p>
+    <w:p>
+      <w:pPr>
+        <w:spacing w:after="40"/>
+      </w:pPr>
+    </w:p>
+    <w:p>
+      <w:pPr>
+        <w:spacing w:after="120"/>
+      </w:pPr>
+      <w:r>
+        <w:rPr>
+          <w:rFonts w:ascii="Manrope" w:hAnsi="Manrope"/>
+          <w:b w:val="0"/>
+          <w:color w:val="2B2621"/>
+          <w:sz w:val="20"/>
+        </w:rPr>
+        <w:t>Как устроена подсветка в смоле?</w:t>
+      </w:r>
+    </w:p>
+    <w:p>
+      <w:pPr>
+        <w:spacing w:after="0"/>
+        <w:ind w:left="227"/>
+        <w:shd w:val="clear" w:fill="F2EEE7"/>
+      </w:pPr>
+      <w:r>
+        <w:rPr>
+          <w:rFonts w:ascii="DejaVu Sans Mono" w:hAnsi="DejaVu Sans Mono"/>
+          <w:color w:val="2B2621"/>
+          <w:sz w:val="18"/>
+        </w:rPr>
+        <w:t>LED-профиль укладываем в паз и заливаем прозрачной смолой — свет идёт линией внутри дерева, без видимых проводов. Питание 12/24 В, вывод в ножку или стену. Диммирование и цвет — (уточнить).</w:t>
+      </w:r>
+    </w:p>
+    <w:p>
+      <w:pPr>
+        <w:spacing w:after="40"/>
+      </w:pPr>
+    </w:p>
+    <w:p>
+      <w:pPr>
+        <w:spacing w:after="120"/>
+      </w:pPr>
+      <w:r>
+        <w:rPr>
+          <w:rFonts w:ascii="Manrope" w:hAnsi="Manrope"/>
+          <w:b w:val="0"/>
+          <w:color w:val="2B2621"/>
+          <w:sz w:val="20"/>
+        </w:rPr>
+        <w:t>Столешница не пострадает от воды и горячего?</w:t>
+      </w:r>
+    </w:p>
+    <w:p>
+      <w:pPr>
+        <w:spacing w:after="0"/>
+        <w:ind w:left="227"/>
+        <w:shd w:val="clear" w:fill="F2EEE7"/>
+      </w:pPr>
+      <w:r>
+        <w:rPr>
+          <w:rFonts w:ascii="DejaVu Sans Mono" w:hAnsi="DejaVu Sans Mono"/>
+          <w:color w:val="2B2621"/>
+          <w:sz w:val="18"/>
+        </w:rPr>
+        <w:t>Для рабочих поверхностей используем влагостойкое покрытие и герметизацию у мойки и плиты, памятку по уходу отдаём с изделием. Гарантия — (уточнить срок).</w:t>
+      </w:r>
+    </w:p>
+    <w:p>
+      <w:pPr>
+        <w:spacing w:after="40"/>
+      </w:pPr>
+    </w:p>
+    <w:p>
+      <w:pPr>
+        <w:spacing w:after="120"/>
+      </w:pPr>
+      <w:r>
+        <w:rPr>
+          <w:rFonts w:ascii="Manrope" w:hAnsi="Manrope"/>
+          <w:b w:val="0"/>
+          <w:color w:val="2B2621"/>
+          <w:sz w:val="20"/>
+        </w:rPr>
         <w:t>Работаете с юрлицами?</w:t>
       </w:r>
     </w:p>
@@ -3666,7 +4629,7 @@
           <w:color w:val="2F6F6B"/>
           <w:sz w:val="30"/>
         </w:rPr>
-        <w:t>БЛОК 12 · Форма заявки</w:t>
+        <w:t>БЛОК 13 · Форма заявки</w:t>
       </w:r>
     </w:p>
     <w:p>
@@ -4449,7 +5412,7 @@
           <w:color w:val="2F6F6B"/>
           <w:sz w:val="30"/>
         </w:rPr>
-        <w:t>БЛОК 13 · Финальный экран</w:t>
+        <w:t>БЛОК 14 · Финальный экран</w:t>
       </w:r>
     </w:p>
     <w:p>
@@ -4980,7 +5943,7 @@
           <w:color w:val="2F6F6B"/>
           <w:sz w:val="30"/>
         </w:rPr>
-        <w:t>ЧТО НУЖНО ОТ ВЛАДЕЛЬЦА (14 пунктов)</w:t>
+        <w:t>ЧТО НУЖНО ОТ ВЛАДЕЛЬЦА (19 пунктов)</w:t>
       </w:r>
     </w:p>
     <w:p>
@@ -5191,6 +6154,81 @@
           <w:sz w:val="20"/>
         </w:rPr>
         <w:t>Есть ли объекты, где можно снять фото в интерьере для кейсов.</w:t>
+      </w:r>
+    </w:p>
+    <w:p>
+      <w:pPr>
+        <w:pStyle w:val="ListNumber"/>
+        <w:spacing w:after="40"/>
+      </w:pPr>
+      <w:r>
+        <w:rPr>
+          <w:rFonts w:ascii="Manrope" w:hAnsi="Manrope"/>
+          <w:b w:val="0"/>
+          <w:color w:val="2B2621"/>
+          <w:sz w:val="20"/>
+        </w:rPr>
+        <w:t>Столешницы: максимальная длина без стыка и доступные толщины (40/60 мм и другие).</w:t>
+      </w:r>
+    </w:p>
+    <w:p>
+      <w:pPr>
+        <w:pStyle w:val="ListNumber"/>
+        <w:spacing w:after="40"/>
+      </w:pPr>
+      <w:r>
+        <w:rPr>
+          <w:rFonts w:ascii="Manrope" w:hAnsi="Manrope"/>
+          <w:b w:val="0"/>
+          <w:color w:val="2B2621"/>
+          <w:sz w:val="20"/>
+        </w:rPr>
+        <w:t>Подсветка: тип профиля, тёплый или нейтральный свет, есть ли диммирование и RGB.</w:t>
+      </w:r>
+    </w:p>
+    <w:p>
+      <w:pPr>
+        <w:pStyle w:val="ListNumber"/>
+        <w:spacing w:after="40"/>
+      </w:pPr>
+      <w:r>
+        <w:rPr>
+          <w:rFonts w:ascii="Manrope" w:hAnsi="Manrope"/>
+          <w:b w:val="0"/>
+          <w:color w:val="2B2621"/>
+          <w:sz w:val="20"/>
+        </w:rPr>
+        <w:t>Покрытие рабочих поверхностей: марка, сертификация для кухни, гарантия.</w:t>
+      </w:r>
+    </w:p>
+    <w:p>
+      <w:pPr>
+        <w:pStyle w:val="ListNumber"/>
+        <w:spacing w:after="40"/>
+      </w:pPr>
+      <w:r>
+        <w:rPr>
+          <w:rFonts w:ascii="Manrope" w:hAnsi="Manrope"/>
+          <w:b w:val="0"/>
+          <w:color w:val="2B2621"/>
+          <w:sz w:val="20"/>
+        </w:rPr>
+        <w:t>Сроки на столешницу и на подсветку отдельно от малых форм.</w:t>
+      </w:r>
+    </w:p>
+    <w:p>
+      <w:pPr>
+        <w:pStyle w:val="ListNumber"/>
+        <w:spacing w:after="40"/>
+      </w:pPr>
+      <w:r>
+        <w:rPr>
+          <w:rFonts w:ascii="Manrope" w:hAnsi="Manrope"/>
+          <w:b w:val="0"/>
+          <w:color w:val="2B2621"/>
+          <w:sz w:val="20"/>
+        </w:rPr>
+        <w:t>Кто монтирует на объекте: вы, бригада заказчика или мы с шеф-монтажом.</w:t>
       </w:r>
     </w:p>
     <w:p>
